--- a/Documents/4. Data Dictionary/4.data_dictionary.docx
+++ b/Documents/4. Data Dictionary/4.data_dictionary.docx
@@ -4,18 +4,14 @@
   <w:body>
     <w:p>
       <w:pPr>
-        <w:pStyle w:val="Textbody"/>
-        <w:bidi/>
-        <w:spacing w:line="480" w:lineRule="auto"/>
+        <w:spacing w:after="140" w:line="480" w:lineRule="auto"/>
         <w:jc w:val="center"/>
-        <w:rPr>
-          <w:rFonts w:cs="B Nazanin"/>
-        </w:rPr>
       </w:pPr>
       <w:r>
         <w:rPr>
-          <w:rStyle w:val="StrongEmphasis"/>
-          <w:rFonts w:ascii="IranNastaliq" w:hAnsi="IranNastaliq" w:cs="B Nazanin"/>
+          <w:rFonts w:ascii="IranNastaliq" w:hAnsi="IranNastaliq" w:cs="IranNastaliq"/>
+          <w:b/>
+          <w:bCs/>
           <w:sz w:val="56"/>
           <w:szCs w:val="56"/>
           <w:rtl/>
@@ -25,13 +21,8 @@
     </w:p>
     <w:p>
       <w:pPr>
-        <w:pStyle w:val="Textbody"/>
-        <w:bidi/>
-        <w:spacing w:line="480" w:lineRule="auto"/>
+        <w:spacing w:after="140" w:line="480" w:lineRule="auto"/>
         <w:jc w:val="center"/>
-        <w:rPr>
-          <w:rFonts w:cs="B Nazanin"/>
-        </w:rPr>
       </w:pPr>
     </w:p>
     <w:p>
@@ -40,6 +31,7 @@
         <w:jc w:val="center"/>
         <w:rPr>
           <w:rFonts w:cs="B Nazanin"/>
+          <w:szCs w:val="28"/>
         </w:rPr>
       </w:pPr>
       <w:r>
@@ -92,10 +84,11 @@
         <w:spacing w:line="480" w:lineRule="auto"/>
         <w:jc w:val="center"/>
         <w:rPr>
-          <w:rFonts w:ascii="IranNastaliq" w:hAnsi="IranNastaliq" w:cs="B Nazanin"/>
+          <w:rFonts w:ascii="IranNastaliq" w:hAnsi="IranNastaliq" w:cs="B Nazanin" w:hint="cs"/>
           <w:b/>
           <w:sz w:val="44"/>
           <w:szCs w:val="44"/>
+          <w:rtl/>
         </w:rPr>
       </w:pPr>
       <w:r>
@@ -106,7 +99,17 @@
           <w:szCs w:val="44"/>
           <w:rtl/>
         </w:rPr>
-        <w:t>سند معرفی پروژه</w:t>
+        <w:t>سن</w:t>
+      </w:r>
+      <w:r>
+        <w:rPr>
+          <w:rFonts w:ascii="IranNastaliq" w:hAnsi="IranNastaliq" w:cs="B Nazanin" w:hint="cs"/>
+          <w:b/>
+          <w:sz w:val="44"/>
+          <w:szCs w:val="44"/>
+          <w:rtl/>
+        </w:rPr>
+        <w:t xml:space="preserve">د اقلام داده‌ای </w:t>
       </w:r>
     </w:p>
     <w:p>
@@ -127,6 +130,7 @@
         <w:jc w:val="center"/>
         <w:rPr>
           <w:rFonts w:cs="B Nazanin"/>
+          <w:szCs w:val="28"/>
         </w:rPr>
       </w:pPr>
       <w:r>
@@ -146,6 +150,7 @@
         <w:jc w:val="center"/>
         <w:rPr>
           <w:rFonts w:cs="B Nazanin"/>
+          <w:szCs w:val="28"/>
         </w:rPr>
       </w:pPr>
       <w:r>
@@ -153,6 +158,7 @@
           <w:rFonts w:ascii="IranNastaliq" w:hAnsi="IranNastaliq" w:cs="B Nazanin"/>
           <w:b/>
           <w:sz w:val="28"/>
+          <w:szCs w:val="28"/>
           <w:rtl/>
         </w:rPr>
         <w:t>محمدصالح صدیقی</w:t>
@@ -166,6 +172,7 @@
           <w:rFonts w:ascii="IranNastaliq" w:hAnsi="IranNastaliq" w:cs="B Nazanin"/>
           <w:b/>
           <w:sz w:val="28"/>
+          <w:szCs w:val="28"/>
         </w:rPr>
       </w:pPr>
       <w:r>
@@ -173,6 +180,7 @@
           <w:rFonts w:ascii="IranNastaliq" w:hAnsi="IranNastaliq" w:cs="B Nazanin"/>
           <w:b/>
           <w:sz w:val="28"/>
+          <w:szCs w:val="28"/>
           <w:rtl/>
         </w:rPr>
         <w:t>سید امیرمحمد علوی</w:t>
@@ -195,6 +203,7 @@
         <w:jc w:val="center"/>
         <w:rPr>
           <w:rFonts w:cs="B Nazanin"/>
+          <w:szCs w:val="28"/>
         </w:rPr>
       </w:pPr>
       <w:r>
@@ -212,12 +221,15 @@
       <w:pPr>
         <w:bidi w:val="0"/>
         <w:rPr>
-          <w:rFonts w:cs="B Nazanin"/>
+          <w:rFonts w:ascii="Arial" w:eastAsiaTheme="majorEastAsia" w:hAnsi="Arial" w:cs="Arial"/>
+          <w:color w:val="000000" w:themeColor="text1"/>
+          <w:sz w:val="32"/>
+          <w:szCs w:val="36"/>
         </w:rPr>
       </w:pPr>
       <w:r>
         <w:rPr>
-          <w:rFonts w:cs="B Nazanin"/>
+          <w:rFonts w:ascii="Arial" w:hAnsi="Arial" w:cs="Arial"/>
         </w:rPr>
         <w:br w:type="page"/>
       </w:r>
@@ -7646,7 +7658,6 @@
               <w:pStyle w:val="TableContents"/>
               <w:jc w:val="center"/>
               <w:rPr>
-                <w:rStyle w:val="Heading"/>
                 <w:rFonts w:ascii="Arial" w:hAnsi="Arial" w:cs="Arial"/>
               </w:rPr>
             </w:pPr>
@@ -8512,14 +8523,7 @@
           <w:sz w:val="32"/>
         </w:rPr>
         <w:lastRenderedPageBreak/>
-        <w:t>habit_</w:t>
-      </w:r>
-      <w:r>
-        <w:rPr>
-          <w:rFonts w:ascii="Arial" w:hAnsi="Arial"/>
-          <w:sz w:val="32"/>
-        </w:rPr>
-        <w:t>log</w:t>
+        <w:t>habit_log</w:t>
       </w:r>
       <w:proofErr w:type="spellEnd"/>
     </w:p>
@@ -9399,7 +9403,7 @@
         <w:kern w:val="3"/>
         <w:sz w:val="24"/>
         <w:szCs w:val="24"/>
-        <w:lang w:val="en-US" w:bidi="fa-IR"/>
+        <w:lang w:val="en-US" w:eastAsia="en-US" w:bidi="fa-IR"/>
       </w:rPr>
     </w:rPrDefault>
     <w:pPrDefault>
@@ -9877,6 +9881,7 @@
   <w:style w:type="character" w:default="1" w:styleId="DefaultParagraphFont">
     <w:name w:val="Default Paragraph Font"/>
     <w:uiPriority w:val="1"/>
+    <w:semiHidden/>
     <w:unhideWhenUsed/>
   </w:style>
   <w:style w:type="table" w:default="1" w:styleId="TableNormal">
